--- a/teoria/documentacion/Seminario_de_Integracion_formato_profesor_final.docx
+++ b/teoria/documentacion/Seminario_de_Integracion_formato_profesor_final.docx
@@ -7838,7 +7838,7 @@
           <w:szCs w:val="28"/>
           <w:lang w:val="es-ES"/>
         </w:rPr>
-        <w:t>Comprende la configuración inicial del proyecto en Django y PostgreSQL, la gestión de usuarios y accesos, el alta, modificación, baja y búsqueda de clientes, la administración de servicios y planes, la generación de cuotas y la consulta de cuenta corriente e historial. Este incremento incluye los requerimientos RF-01 a RF-06 y RF-29 a RF-30.</w:t>
+        <w:t>Comprende la configuración inicial del proyecto en Laravel y MariaDB, la gestión de usuarios y accesos, el alta, modificación, baja y búsqueda de clientes, la administración de servicios y planes, la generación de cuotas y la consulta de cuenta corriente e historial. Este incremento incluye los requerimientos RF-01 a RF-06 y RF-29 a RF-30.</w:t>
       </w:r>
     </w:p>
     <w:p>
